--- a/Projektafdækning/Davids vibe-projektstyring.docx
+++ b/Projektafdækning/Davids vibe-projektstyring.docx
@@ -54,6 +54,637 @@
       <w:proofErr w:type="spellEnd"/>
       <w:r>
         <w:t xml:space="preserve"> som opgaveoverblik. Vi har delt erfaring med denne projektstyringsmetode, og føler os tilpasse deri. </w:t>
+      </w:r>
+    </w:p>
+    <w:p/>
+    <w:p>
+      <w:pPr>
+        <w:rPr>
+          <w:b/>
+          <w:bCs/>
+          <w:sz w:val="24"/>
+          <w:szCs w:val="24"/>
+        </w:rPr>
+      </w:pPr>
+      <w:proofErr w:type="gramStart"/>
+      <w:r>
+        <w:rPr>
+          <w:b/>
+          <w:bCs/>
+          <w:sz w:val="24"/>
+          <w:szCs w:val="24"/>
+        </w:rPr>
+        <w:t>  Valg</w:t>
+      </w:r>
+      <w:proofErr w:type="gramEnd"/>
+      <w:r>
+        <w:rPr>
+          <w:b/>
+          <w:bCs/>
+          <w:sz w:val="24"/>
+          <w:szCs w:val="24"/>
+        </w:rPr>
+        <w:t xml:space="preserve"> af projektstyringsmodel (hvorfor vælger I denne model?)</w:t>
+      </w:r>
+    </w:p>
+    <w:p>
+      <w:r>
+        <w:t>Agile/</w:t>
+      </w:r>
+      <w:proofErr w:type="spellStart"/>
+      <w:r>
+        <w:t>scrum</w:t>
+      </w:r>
+      <w:proofErr w:type="spellEnd"/>
+      <w:r>
+        <w:t xml:space="preserve">, da både Tian og jeg har erfaring med denne model, og fordi den er særdeles velegnet til små projekter med mange iterationer. Projektarbejde på skolen bliver ofte iterativt, idet vi er elever, og ofte møder uventede udfordringer undervejs. </w:t>
+      </w:r>
+    </w:p>
+    <w:p/>
+    <w:p>
+      <w:pPr>
+        <w:rPr>
+          <w:b/>
+          <w:bCs/>
+          <w:sz w:val="24"/>
+          <w:szCs w:val="24"/>
+        </w:rPr>
+      </w:pPr>
+      <w:proofErr w:type="gramStart"/>
+      <w:r>
+        <w:rPr>
+          <w:b/>
+          <w:bCs/>
+          <w:sz w:val="24"/>
+          <w:szCs w:val="24"/>
+        </w:rPr>
+        <w:t>  Valg</w:t>
+      </w:r>
+      <w:proofErr w:type="gramEnd"/>
+      <w:r>
+        <w:rPr>
+          <w:b/>
+          <w:bCs/>
+          <w:sz w:val="24"/>
+          <w:szCs w:val="24"/>
+        </w:rPr>
+        <w:t xml:space="preserve"> af hvilke af rollerne I ønsker at have i projektet og hvorfor – og hvorfor I udelader andre</w:t>
+      </w:r>
+      <w:r>
+        <w:rPr>
+          <w:b/>
+          <w:bCs/>
+          <w:sz w:val="24"/>
+          <w:szCs w:val="24"/>
+        </w:rPr>
+        <w:t xml:space="preserve"> r</w:t>
+      </w:r>
+      <w:r>
+        <w:rPr>
+          <w:b/>
+          <w:bCs/>
+          <w:sz w:val="24"/>
+          <w:szCs w:val="24"/>
+        </w:rPr>
+        <w:t>oller</w:t>
+      </w:r>
+    </w:p>
+    <w:p>
+      <w:r>
+        <w:t xml:space="preserve">Projektejer og kunde er lige i øjet – Tian. Tian har et konkret problem, som skal løses, og kan derfor reelt agere kunde. </w:t>
+      </w:r>
+    </w:p>
+    <w:p>
+      <w:r>
+        <w:t>Som modspil agerer Sascha projektleder – indsamler behov og ønsker, organiserer sprint, holder stand-up. Generel projektledelse.</w:t>
+      </w:r>
+    </w:p>
+    <w:p>
+      <w:r>
+        <w:t xml:space="preserve">Grundet projektets </w:t>
+      </w:r>
+      <w:proofErr w:type="spellStart"/>
+      <w:r>
+        <w:t>scope</w:t>
+      </w:r>
+      <w:proofErr w:type="spellEnd"/>
+      <w:r>
+        <w:t xml:space="preserve"> føler vi, at flg. roller:</w:t>
+      </w:r>
+    </w:p>
+    <w:p>
+      <w:pPr>
+        <w:pStyle w:val="ListParagraph"/>
+        <w:numPr>
+          <w:ilvl w:val="0"/>
+          <w:numId w:val="1"/>
+        </w:numPr>
+      </w:pPr>
+      <w:r>
+        <w:t>Kravansvarlig</w:t>
+      </w:r>
+    </w:p>
+    <w:p>
+      <w:pPr>
+        <w:pStyle w:val="ListParagraph"/>
+        <w:numPr>
+          <w:ilvl w:val="0"/>
+          <w:numId w:val="1"/>
+        </w:numPr>
+      </w:pPr>
+      <w:r>
+        <w:t>Teknisk ansvarlig</w:t>
+      </w:r>
+    </w:p>
+    <w:p>
+      <w:pPr>
+        <w:pStyle w:val="ListParagraph"/>
+        <w:numPr>
+          <w:ilvl w:val="0"/>
+          <w:numId w:val="1"/>
+        </w:numPr>
+      </w:pPr>
+      <w:r>
+        <w:t>Test- og kvalitetsansvarlig</w:t>
+      </w:r>
+    </w:p>
+    <w:p>
+      <w:pPr>
+        <w:pStyle w:val="ListParagraph"/>
+        <w:numPr>
+          <w:ilvl w:val="0"/>
+          <w:numId w:val="1"/>
+        </w:numPr>
+      </w:pPr>
+      <w:r>
+        <w:t>Dokumentationsansvarlig</w:t>
+      </w:r>
+    </w:p>
+    <w:p>
+      <w:r>
+        <w:t xml:space="preserve">bliver overflødige. Relevant information samles undervejs, og vi er begge med til at samle det i strukturerede rapporter. </w:t>
+      </w:r>
+    </w:p>
+    <w:p/>
+    <w:p>
+      <w:r>
+        <w:t xml:space="preserve">Begge agerer både udvikler og tester – hvad den ene laver, </w:t>
+      </w:r>
+      <w:proofErr w:type="spellStart"/>
+      <w:r>
+        <w:t>reviewes</w:t>
+      </w:r>
+      <w:proofErr w:type="spellEnd"/>
+      <w:r>
+        <w:t xml:space="preserve"> af den anden.  </w:t>
+      </w:r>
+    </w:p>
+    <w:p/>
+    <w:p>
+      <w:pPr>
+        <w:rPr>
+          <w:b/>
+          <w:bCs/>
+          <w:sz w:val="24"/>
+          <w:szCs w:val="24"/>
+        </w:rPr>
+      </w:pPr>
+      <w:proofErr w:type="gramStart"/>
+      <w:r>
+        <w:rPr>
+          <w:b/>
+          <w:bCs/>
+          <w:sz w:val="24"/>
+          <w:szCs w:val="24"/>
+        </w:rPr>
+        <w:t>  Valg</w:t>
+      </w:r>
+      <w:proofErr w:type="gramEnd"/>
+      <w:r>
+        <w:rPr>
+          <w:b/>
+          <w:bCs/>
+          <w:sz w:val="24"/>
+          <w:szCs w:val="24"/>
+        </w:rPr>
+        <w:t xml:space="preserve"> af hvilke </w:t>
+      </w:r>
+      <w:proofErr w:type="spellStart"/>
+      <w:r>
+        <w:rPr>
+          <w:b/>
+          <w:bCs/>
+          <w:sz w:val="24"/>
+          <w:szCs w:val="24"/>
+        </w:rPr>
+        <w:t>artifacts</w:t>
+      </w:r>
+      <w:proofErr w:type="spellEnd"/>
+      <w:r>
+        <w:rPr>
+          <w:b/>
+          <w:bCs/>
+          <w:sz w:val="24"/>
+          <w:szCs w:val="24"/>
+        </w:rPr>
+        <w:t xml:space="preserve"> I ønsker at gøre brug af og hvorfor – og hvorfor I udelader andre </w:t>
+      </w:r>
+      <w:proofErr w:type="spellStart"/>
+      <w:r>
+        <w:rPr>
+          <w:b/>
+          <w:bCs/>
+          <w:sz w:val="24"/>
+          <w:szCs w:val="24"/>
+        </w:rPr>
+        <w:t>artifacts</w:t>
+      </w:r>
+      <w:proofErr w:type="spellEnd"/>
+      <w:r>
+        <w:rPr>
+          <w:b/>
+          <w:bCs/>
+          <w:sz w:val="24"/>
+          <w:szCs w:val="24"/>
+        </w:rPr>
+        <w:t xml:space="preserve"> (se template-dokument 08 for reference).</w:t>
+      </w:r>
+    </w:p>
+    <w:p/>
+    <w:p/>
+    <w:p>
+      <w:pPr>
+        <w:rPr>
+          <w:b/>
+          <w:bCs/>
+          <w:sz w:val="24"/>
+          <w:szCs w:val="24"/>
+        </w:rPr>
+      </w:pPr>
+      <w:proofErr w:type="gramStart"/>
+      <w:r>
+        <w:rPr>
+          <w:b/>
+          <w:bCs/>
+          <w:sz w:val="24"/>
+          <w:szCs w:val="24"/>
+        </w:rPr>
+        <w:lastRenderedPageBreak/>
+        <w:t>  Påtag</w:t>
+      </w:r>
+      <w:proofErr w:type="gramEnd"/>
+      <w:r>
+        <w:rPr>
+          <w:b/>
+          <w:bCs/>
+          <w:sz w:val="24"/>
+          <w:szCs w:val="24"/>
+        </w:rPr>
+        <w:t xml:space="preserve"> jer nu de roller som I er blevet enige om at have i jeres projekt, og på skift, og se hvilke </w:t>
+      </w:r>
+      <w:proofErr w:type="spellStart"/>
+      <w:r>
+        <w:rPr>
+          <w:b/>
+          <w:bCs/>
+          <w:sz w:val="24"/>
+          <w:szCs w:val="24"/>
+        </w:rPr>
+        <w:t>artifacts</w:t>
+      </w:r>
+      <w:proofErr w:type="spellEnd"/>
+      <w:r>
+        <w:rPr>
+          <w:b/>
+          <w:bCs/>
+          <w:sz w:val="24"/>
+          <w:szCs w:val="24"/>
+        </w:rPr>
+        <w:t xml:space="preserve"> I skal udfylde i denne rolle.</w:t>
+      </w:r>
+    </w:p>
+    <w:p/>
+    <w:p/>
+    <w:p>
+      <w:pPr>
+        <w:rPr>
+          <w:b/>
+          <w:bCs/>
+          <w:sz w:val="24"/>
+          <w:szCs w:val="24"/>
+        </w:rPr>
+      </w:pPr>
+      <w:proofErr w:type="gramStart"/>
+      <w:r>
+        <w:rPr>
+          <w:b/>
+          <w:bCs/>
+          <w:sz w:val="24"/>
+          <w:szCs w:val="24"/>
+        </w:rPr>
+        <w:t>  Udfyld</w:t>
+      </w:r>
+      <w:proofErr w:type="gramEnd"/>
+      <w:r>
+        <w:rPr>
+          <w:b/>
+          <w:bCs/>
+          <w:sz w:val="24"/>
+          <w:szCs w:val="24"/>
+        </w:rPr>
+        <w:t xml:space="preserve"> dernæst, for hver af de roller I skal udfylde, de nødvendige </w:t>
+      </w:r>
+      <w:proofErr w:type="spellStart"/>
+      <w:r>
+        <w:rPr>
+          <w:b/>
+          <w:bCs/>
+          <w:sz w:val="24"/>
+          <w:szCs w:val="24"/>
+        </w:rPr>
+        <w:t>artifacts</w:t>
+      </w:r>
+      <w:proofErr w:type="spellEnd"/>
+      <w:r>
+        <w:rPr>
+          <w:b/>
+          <w:bCs/>
+          <w:sz w:val="24"/>
+          <w:szCs w:val="24"/>
+        </w:rPr>
+        <w:t xml:space="preserve"> og aflever til den relevante rolle.</w:t>
+      </w:r>
+    </w:p>
+    <w:p/>
+    <w:p/>
+    <w:p>
+      <w:pPr>
+        <w:rPr>
+          <w:b/>
+          <w:bCs/>
+          <w:sz w:val="24"/>
+          <w:szCs w:val="24"/>
+        </w:rPr>
+      </w:pPr>
+      <w:proofErr w:type="gramStart"/>
+      <w:r>
+        <w:rPr>
+          <w:b/>
+          <w:bCs/>
+          <w:sz w:val="24"/>
+          <w:szCs w:val="24"/>
+        </w:rPr>
+        <w:t>  Sørg</w:t>
+      </w:r>
+      <w:proofErr w:type="gramEnd"/>
+      <w:r>
+        <w:rPr>
+          <w:b/>
+          <w:bCs/>
+          <w:sz w:val="24"/>
+          <w:szCs w:val="24"/>
+        </w:rPr>
+        <w:t xml:space="preserve"> for at lave alle de gensvar osv. der er nødvendige, indtil I har projektet etableret, med roller, ansvarshavende osv. osv.</w:t>
+      </w:r>
+    </w:p>
+    <w:p/>
+    <w:p/>
+    <w:p>
+      <w:pPr>
+        <w:rPr>
+          <w:b/>
+          <w:bCs/>
+          <w:sz w:val="24"/>
+          <w:szCs w:val="24"/>
+        </w:rPr>
+      </w:pPr>
+      <w:proofErr w:type="gramStart"/>
+      <w:r>
+        <w:rPr>
+          <w:b/>
+          <w:bCs/>
+          <w:sz w:val="24"/>
+          <w:szCs w:val="24"/>
+        </w:rPr>
+        <w:t>  Sørg</w:t>
+      </w:r>
+      <w:proofErr w:type="gramEnd"/>
+      <w:r>
+        <w:rPr>
+          <w:b/>
+          <w:bCs/>
+          <w:sz w:val="24"/>
+          <w:szCs w:val="24"/>
+        </w:rPr>
+        <w:t xml:space="preserve"> for at få linket </w:t>
+      </w:r>
+      <w:proofErr w:type="spellStart"/>
+      <w:r>
+        <w:rPr>
+          <w:b/>
+          <w:bCs/>
+          <w:sz w:val="24"/>
+          <w:szCs w:val="24"/>
+        </w:rPr>
+        <w:t>projekt-dele</w:t>
+      </w:r>
+      <w:proofErr w:type="spellEnd"/>
+      <w:r>
+        <w:rPr>
+          <w:b/>
+          <w:bCs/>
+          <w:sz w:val="24"/>
+          <w:szCs w:val="24"/>
+        </w:rPr>
+        <w:t xml:space="preserve"> til faglige produkter.</w:t>
+      </w:r>
+    </w:p>
+    <w:p/>
+    <w:p/>
+    <w:p>
+      <w:pPr>
+        <w:rPr>
+          <w:b/>
+          <w:bCs/>
+          <w:sz w:val="24"/>
+          <w:szCs w:val="24"/>
+        </w:rPr>
+      </w:pPr>
+      <w:proofErr w:type="gramStart"/>
+      <w:r>
+        <w:rPr>
+          <w:b/>
+          <w:bCs/>
+          <w:sz w:val="24"/>
+          <w:szCs w:val="24"/>
+        </w:rPr>
+        <w:t>  Sørg</w:t>
+      </w:r>
+      <w:proofErr w:type="gramEnd"/>
+      <w:r>
+        <w:rPr>
+          <w:b/>
+          <w:bCs/>
+          <w:sz w:val="24"/>
+          <w:szCs w:val="24"/>
+        </w:rPr>
+        <w:t xml:space="preserve"> for at få defineret interfaces imellem faglige produkter der ”taler sammen” (</w:t>
+      </w:r>
+      <w:proofErr w:type="spellStart"/>
+      <w:r>
+        <w:rPr>
+          <w:b/>
+          <w:bCs/>
+          <w:sz w:val="24"/>
+          <w:szCs w:val="24"/>
+        </w:rPr>
+        <w:t>eksemelvis</w:t>
+      </w:r>
+      <w:proofErr w:type="spellEnd"/>
+      <w:r>
+        <w:rPr>
+          <w:b/>
+          <w:bCs/>
+          <w:sz w:val="24"/>
+          <w:szCs w:val="24"/>
+        </w:rPr>
+        <w:t>: Front-end taler med en API på back-end)</w:t>
+      </w:r>
+    </w:p>
+    <w:p/>
+    <w:p/>
+    <w:p>
+      <w:pPr>
+        <w:rPr>
+          <w:b/>
+          <w:bCs/>
+          <w:sz w:val="24"/>
+          <w:szCs w:val="24"/>
+        </w:rPr>
+      </w:pPr>
+      <w:proofErr w:type="gramStart"/>
+      <w:r>
+        <w:rPr>
+          <w:b/>
+          <w:bCs/>
+          <w:sz w:val="24"/>
+          <w:szCs w:val="24"/>
+        </w:rPr>
+        <w:t>  Det</w:t>
+      </w:r>
+      <w:proofErr w:type="gramEnd"/>
+      <w:r>
+        <w:rPr>
+          <w:b/>
+          <w:bCs/>
+          <w:sz w:val="24"/>
+          <w:szCs w:val="24"/>
+        </w:rPr>
+        <w:t xml:space="preserve"> kan godt betale sig at oprette en fælles projekt-folder </w:t>
+      </w:r>
+      <w:proofErr w:type="gramStart"/>
+      <w:r>
+        <w:rPr>
+          <w:b/>
+          <w:bCs/>
+          <w:sz w:val="24"/>
+          <w:szCs w:val="24"/>
+        </w:rPr>
+        <w:t>eksempelvis</w:t>
+      </w:r>
+      <w:proofErr w:type="gramEnd"/>
+      <w:r>
+        <w:rPr>
+          <w:b/>
+          <w:bCs/>
+          <w:sz w:val="24"/>
+          <w:szCs w:val="24"/>
+        </w:rPr>
+        <w:t xml:space="preserve"> på Google Drive, som I så kan dele, alle i jeres gruppe, og dele med mig også.</w:t>
+      </w:r>
+    </w:p>
+    <w:p/>
+    <w:p/>
+    <w:p>
+      <w:pPr>
+        <w:rPr>
+          <w:b/>
+          <w:bCs/>
+          <w:sz w:val="24"/>
+          <w:szCs w:val="24"/>
+        </w:rPr>
+      </w:pPr>
+      <w:proofErr w:type="gramStart"/>
+      <w:r>
+        <w:rPr>
+          <w:b/>
+          <w:bCs/>
+          <w:sz w:val="24"/>
+          <w:szCs w:val="24"/>
+        </w:rPr>
+        <w:t>  Husk</w:t>
+      </w:r>
+      <w:proofErr w:type="gramEnd"/>
+      <w:r>
+        <w:rPr>
+          <w:b/>
+          <w:bCs/>
+          <w:sz w:val="24"/>
+          <w:szCs w:val="24"/>
+        </w:rPr>
+        <w:t xml:space="preserve"> at jeg ikke er projektlederen – jeg ønsker kun indsigt i jeres dokumenter for at kunne bringe jer på ret køl hvis I hopper af sporet.</w:t>
+      </w:r>
+    </w:p>
+    <w:p/>
+    <w:p/>
+    <w:p>
+      <w:pPr>
+        <w:rPr>
+          <w:b/>
+          <w:bCs/>
+          <w:sz w:val="24"/>
+          <w:szCs w:val="24"/>
+        </w:rPr>
+      </w:pPr>
+      <w:proofErr w:type="gramStart"/>
+      <w:r>
+        <w:rPr>
+          <w:b/>
+          <w:bCs/>
+          <w:sz w:val="24"/>
+          <w:szCs w:val="24"/>
+        </w:rPr>
+        <w:t>  Husk</w:t>
+      </w:r>
+      <w:proofErr w:type="gramEnd"/>
+      <w:r>
+        <w:rPr>
+          <w:b/>
+          <w:bCs/>
+          <w:sz w:val="24"/>
+          <w:szCs w:val="24"/>
+        </w:rPr>
+        <w:t xml:space="preserve"> at mange af rollerne har selvstændigt ansvar for at udfylde rollen. Det er ikke alle roller der skal trigges af et </w:t>
+      </w:r>
+      <w:proofErr w:type="spellStart"/>
+      <w:r>
+        <w:rPr>
+          <w:b/>
+          <w:bCs/>
+          <w:sz w:val="24"/>
+          <w:szCs w:val="24"/>
+        </w:rPr>
+        <w:t>artifact</w:t>
+      </w:r>
+      <w:proofErr w:type="spellEnd"/>
+      <w:r>
+        <w:rPr>
+          <w:b/>
+          <w:bCs/>
+          <w:sz w:val="24"/>
+          <w:szCs w:val="24"/>
+        </w:rPr>
+        <w:t xml:space="preserve"> for at blive aktiv.</w:t>
       </w:r>
     </w:p>
     <w:p/>
@@ -66,6 +697,126 @@
     </w:sectPr>
   </w:body>
 </w:document>
+</file>
+
+<file path=word/numbering.xml><?xml version="1.0" encoding="utf-8"?>
+<w:numbering xmlns:wpc="http://schemas.microsoft.com/office/word/2010/wordprocessingCanvas" xmlns:cx="http://schemas.microsoft.com/office/drawing/2014/chartex" xmlns:cx1="http://schemas.microsoft.com/office/drawing/2015/9/8/chartex" xmlns:cx2="http://schemas.microsoft.com/office/drawing/2015/10/21/chartex" xmlns:cx3="http://schemas.microsoft.com/office/drawing/2016/5/9/chartex" xmlns:cx4="http://schemas.microsoft.com/office/drawing/2016/5/10/chartex" xmlns:cx5="http://schemas.microsoft.com/office/drawing/2016/5/11/chartex" xmlns:cx6="http://schemas.microsoft.com/office/drawing/2016/5/12/chartex" xmlns:cx7="http://schemas.microsoft.com/office/drawing/2016/5/13/chartex" xmlns:cx8="http://schemas.microsoft.com/office/drawing/2016/5/14/chartex" xmlns:mc="http://schemas.openxmlformats.org/markup-compatibility/2006" xmlns:aink="http://schemas.microsoft.com/office/drawing/2016/ink" xmlns:am3d="http://schemas.microsoft.com/office/drawing/2017/model3d" xmlns:o="urn:schemas-microsoft-com:office:office" xmlns:oel="http://schemas.microsoft.com/office/2019/extlst" xmlns:r="http://schemas.openxmlformats.org/officeDocument/2006/relationships" xmlns:m="http://schemas.openxmlformats.org/officeDocument/2006/math" xmlns:v="urn:schemas-microsoft-com:vml" xmlns:wp14="http://schemas.microsoft.com/office/word/2010/wordprocessingDrawing" xmlns:wp="http://schemas.openxmlformats.org/drawingml/2006/wordprocessingDrawing" xmlns:w10="urn:schemas-microsoft-com:office:word" xmlns:w="http://schemas.openxmlformats.org/wordprocessingml/2006/main" xmlns:w14="http://schemas.microsoft.com/office/word/2010/wordml" xmlns:w15="http://schemas.microsoft.com/office/word/2012/wordml" xmlns:w16cex="http://schemas.microsoft.com/office/word/2018/wordml/cex" xmlns:w16cid="http://schemas.microsoft.com/office/word/2016/wordml/cid" xmlns:w16="http://schemas.microsoft.com/office/word/2018/wordml" xmlns:w16du="http://schemas.microsoft.com/office/word/2023/wordml/word16du" xmlns:w16sdtdh="http://schemas.microsoft.com/office/word/2020/wordml/sdtdatahash" xmlns:w16sdtfl="http://schemas.microsoft.com/office/word/2024/wordml/sdtformatlock" xmlns:w16se="http://schemas.microsoft.com/office/word/2015/wordml/symex" xmlns:wpg="http://schemas.microsoft.com/office/word/2010/wordprocessingGroup" xmlns:wpi="http://schemas.microsoft.com/office/word/2010/wordprocessingInk" xmlns:wne="http://schemas.microsoft.com/office/word/2006/wordml" xmlns:wps="http://schemas.microsoft.com/office/word/2010/wordprocessingShape" mc:Ignorable="w14 w15 w16se w16cid w16 w16cex w16sdtdh w16sdtfl w16du wp14">
+  <w:abstractNum w:abstractNumId="0" w15:restartNumberingAfterBreak="0">
+    <w:nsid w:val="58A453E8"/>
+    <w:multiLevelType w:val="hybridMultilevel"/>
+    <w:tmpl w:val="B14E7DF0"/>
+    <w:lvl w:ilvl="0" w:tplc="876241B8">
+      <w:numFmt w:val="bullet"/>
+      <w:lvlText w:val=""/>
+      <w:lvlJc w:val="left"/>
+      <w:pPr>
+        <w:ind w:left="720" w:hanging="360"/>
+      </w:pPr>
+      <w:rPr>
+        <w:rFonts w:ascii="Symbol" w:eastAsiaTheme="minorHAnsi" w:hAnsi="Symbol" w:cstheme="minorBidi" w:hint="default"/>
+      </w:rPr>
+    </w:lvl>
+    <w:lvl w:ilvl="1" w:tplc="04060003" w:tentative="1">
+      <w:start w:val="1"/>
+      <w:numFmt w:val="bullet"/>
+      <w:lvlText w:val="o"/>
+      <w:lvlJc w:val="left"/>
+      <w:pPr>
+        <w:ind w:left="1440" w:hanging="360"/>
+      </w:pPr>
+      <w:rPr>
+        <w:rFonts w:ascii="Courier New" w:hAnsi="Courier New" w:cs="Courier New" w:hint="default"/>
+      </w:rPr>
+    </w:lvl>
+    <w:lvl w:ilvl="2" w:tplc="04060005" w:tentative="1">
+      <w:start w:val="1"/>
+      <w:numFmt w:val="bullet"/>
+      <w:lvlText w:val=""/>
+      <w:lvlJc w:val="left"/>
+      <w:pPr>
+        <w:ind w:left="2160" w:hanging="360"/>
+      </w:pPr>
+      <w:rPr>
+        <w:rFonts w:ascii="Wingdings" w:hAnsi="Wingdings" w:hint="default"/>
+      </w:rPr>
+    </w:lvl>
+    <w:lvl w:ilvl="3" w:tplc="04060001" w:tentative="1">
+      <w:start w:val="1"/>
+      <w:numFmt w:val="bullet"/>
+      <w:lvlText w:val=""/>
+      <w:lvlJc w:val="left"/>
+      <w:pPr>
+        <w:ind w:left="2880" w:hanging="360"/>
+      </w:pPr>
+      <w:rPr>
+        <w:rFonts w:ascii="Symbol" w:hAnsi="Symbol" w:hint="default"/>
+      </w:rPr>
+    </w:lvl>
+    <w:lvl w:ilvl="4" w:tplc="04060003" w:tentative="1">
+      <w:start w:val="1"/>
+      <w:numFmt w:val="bullet"/>
+      <w:lvlText w:val="o"/>
+      <w:lvlJc w:val="left"/>
+      <w:pPr>
+        <w:ind w:left="3600" w:hanging="360"/>
+      </w:pPr>
+      <w:rPr>
+        <w:rFonts w:ascii="Courier New" w:hAnsi="Courier New" w:cs="Courier New" w:hint="default"/>
+      </w:rPr>
+    </w:lvl>
+    <w:lvl w:ilvl="5" w:tplc="04060005" w:tentative="1">
+      <w:start w:val="1"/>
+      <w:numFmt w:val="bullet"/>
+      <w:lvlText w:val=""/>
+      <w:lvlJc w:val="left"/>
+      <w:pPr>
+        <w:ind w:left="4320" w:hanging="360"/>
+      </w:pPr>
+      <w:rPr>
+        <w:rFonts w:ascii="Wingdings" w:hAnsi="Wingdings" w:hint="default"/>
+      </w:rPr>
+    </w:lvl>
+    <w:lvl w:ilvl="6" w:tplc="04060001" w:tentative="1">
+      <w:start w:val="1"/>
+      <w:numFmt w:val="bullet"/>
+      <w:lvlText w:val=""/>
+      <w:lvlJc w:val="left"/>
+      <w:pPr>
+        <w:ind w:left="5040" w:hanging="360"/>
+      </w:pPr>
+      <w:rPr>
+        <w:rFonts w:ascii="Symbol" w:hAnsi="Symbol" w:hint="default"/>
+      </w:rPr>
+    </w:lvl>
+    <w:lvl w:ilvl="7" w:tplc="04060003" w:tentative="1">
+      <w:start w:val="1"/>
+      <w:numFmt w:val="bullet"/>
+      <w:lvlText w:val="o"/>
+      <w:lvlJc w:val="left"/>
+      <w:pPr>
+        <w:ind w:left="5760" w:hanging="360"/>
+      </w:pPr>
+      <w:rPr>
+        <w:rFonts w:ascii="Courier New" w:hAnsi="Courier New" w:cs="Courier New" w:hint="default"/>
+      </w:rPr>
+    </w:lvl>
+    <w:lvl w:ilvl="8" w:tplc="04060005" w:tentative="1">
+      <w:start w:val="1"/>
+      <w:numFmt w:val="bullet"/>
+      <w:lvlText w:val=""/>
+      <w:lvlJc w:val="left"/>
+      <w:pPr>
+        <w:ind w:left="6480" w:hanging="360"/>
+      </w:pPr>
+      <w:rPr>
+        <w:rFonts w:ascii="Wingdings" w:hAnsi="Wingdings" w:hint="default"/>
+      </w:rPr>
+    </w:lvl>
+  </w:abstractNum>
+  <w:num w:numId="1" w16cid:durableId="2076006197">
+    <w:abstractNumId w:val="0"/>
+  </w:num>
+</w:numbering>
 </file>
 
 <file path=word/styles.xml><?xml version="1.0" encoding="utf-8"?>
@@ -671,7 +1422,6 @@
   <w:style w:type="character" w:default="1" w:styleId="DefaultParagraphFont">
     <w:name w:val="Default Paragraph Font"/>
     <w:uiPriority w:val="1"/>
-    <w:semiHidden/>
     <w:unhideWhenUsed/>
   </w:style>
   <w:style w:type="table" w:default="1" w:styleId="TableNormal">
